--- a/docs/feature/agency-workspace/3-4-20-update-workspace-member-role/spec.docx
+++ b/docs/feature/agency-workspace/3-4-20-update-workspace-member-role/spec.docx
@@ -8,7 +8,7 @@
           <w:b/>
           <w:sz w:val="26"/>
         </w:rPr>
-        <w:t>FR 3.4.20 Update Workspace Member Role</w:t>
+        <w:t>3.4.20 Update Workspace Member Role</w:t>
       </w:r>
     </w:p>
     <w:p>
@@ -22,7 +22,7 @@
     </w:p>
     <w:p>
       <w:r>
-        <w:t>MANAGER chon dropdown doi role cho 1 Member trong /workspaces/:id/members.</w:t>
+        <w:t>Begins when the MANAGER of a Workspace changes the role of one of its members.</w:t>
       </w:r>
     </w:p>
     <w:p>
@@ -48,7 +48,7 @@
         <w:t xml:space="preserve">Actors / Roles: </w:t>
       </w:r>
       <w:r>
-        <w:t>MANAGER cua Workspace.</w:t>
+        <w:t>The MANAGER of the Workspace, and only that role.</w:t>
       </w:r>
     </w:p>
     <w:p>
@@ -65,7 +65,7 @@
         <w:t xml:space="preserve">Purpose: </w:t>
       </w:r>
       <w:r>
-        <w:t>Cho phep MANAGER doi role cua 1 Member trong chinh Workspace do, ke ca chuyen giao MANAGER.</w:t>
+        <w:t>Lets the MANAGER adjust a member's role to match the work actually being done, including handing over the MANAGER role.</w:t>
       </w:r>
     </w:p>
     <w:p>
@@ -82,7 +82,7 @@
         <w:t xml:space="preserve">Interface: </w:t>
       </w:r>
       <w:r>
-        <w:t>PATCH /api/v1/workspaces/{workspaceId}/members/{memberId}/role.</w:t>
+        <w:t>A role selector in the member table at /workspaces/:id/members, offering MANAGER, CREATOR, and CLIENT.</w:t>
       </w:r>
     </w:p>
     <w:p>
@@ -99,7 +99,7 @@
         <w:t xml:space="preserve">Data Processing: </w:t>
       </w:r>
       <w:r>
-        <w:t>findById+filter workspaceId/isActive, assertNotLastManager (giam quyen) hoac check MANAGER trung (thang quyen), UPDATE role.</w:t>
+        <w:t>The system loads the member, applies the single-MANAGER guards, updates the role, and returns the updated member.</w:t>
       </w:r>
     </w:p>
     <w:p>
@@ -113,7 +113,7 @@
     </w:p>
     <w:p>
       <w:r>
-        <w:t>Dropdown doi role trong bang Members.</w:t>
+        <w:t>Figure — Update Member Role Screen:</w:t>
       </w:r>
     </w:p>
     <w:p>
@@ -124,7 +124,29 @@
         <w:t xml:space="preserve">-  </w:t>
       </w:r>
       <w:r>
-        <w:t>Chon role moi: MANAGER/CREATOR/CLIENT</w:t>
+        <w:t>The member table on /workspaces/:id/members.</w:t>
+      </w:r>
+    </w:p>
+    <w:p>
+      <w:pPr>
+        <w:ind w:left="360"/>
+      </w:pPr>
+      <w:r>
+        <w:t xml:space="preserve">-  </w:t>
+      </w:r>
+      <w:r>
+        <w:t>A role selector per member with the values MANAGER, CREATOR, CLIENT.</w:t>
+      </w:r>
+    </w:p>
+    <w:p>
+      <w:pPr>
+        <w:ind w:left="360"/>
+      </w:pPr>
+      <w:r>
+        <w:t xml:space="preserve">-  </w:t>
+      </w:r>
+      <w:r>
+        <w:t>A blocked state with a clear message when the change would leave the Workspace without a MANAGER or would create a second one.</w:t>
       </w:r>
     </w:p>
     <w:p>
@@ -149,7 +171,7 @@
         <w:t xml:space="preserve">Input required: </w:t>
       </w:r>
       <w:r>
-        <w:t>workspaceId, memberId (path); role (body, UpdateMemberRoleRequest).</w:t>
+        <w:t>The Workspace identifier; the member identifier; the new role.</w:t>
       </w:r>
     </w:p>
     <w:p>
@@ -160,7 +182,7 @@
         <w:t xml:space="preserve">System data: </w:t>
       </w:r>
       <w:r>
-        <w:t>workspace_members, users.</w:t>
+        <w:t>The caller's role in the Workspace; the member record and its current role; the count of active MANAGERs in the Workspace; the member's user record for building the response.</w:t>
       </w:r>
     </w:p>
     <w:p>
@@ -171,7 +193,7 @@
         <w:t xml:space="preserve">Output: </w:t>
       </w:r>
       <w:r>
-        <w:t>200 { data: WorkspaceMemberResponse }.</w:t>
+        <w:t>The updated member — id, workspaceId, userId, fullName, email, clientProfileId, role, joinedAt, isActive, carrying the new role.</w:t>
       </w:r>
     </w:p>
     <w:p>
@@ -184,10 +206,10 @@
         <w:rPr>
           <w:b/>
         </w:rPr>
-        <w:t xml:space="preserve">BR1: </w:t>
+        <w:t xml:space="preserve">BR-01: </w:t>
       </w:r>
       <w:r>
-        <w:t>Doi role chi anh huong Workspace hien tai, khong lan sang Workspace khac.</w:t>
+        <w:t>Only the MANAGER of the Workspace may change roles; any other caller → 403 FORBIDDEN.</w:t>
       </w:r>
     </w:p>
     <w:p>
@@ -195,10 +217,10 @@
         <w:rPr>
           <w:b/>
         </w:rPr>
-        <w:t xml:space="preserve">BR2: </w:t>
+        <w:t xml:space="preserve">BR-02: </w:t>
       </w:r>
       <w:r>
-        <w:t>Giam quyen MANAGER duy nhat -&gt; chan, 409 LAST_OWNER_CANNOT_BE_REMOVED.</w:t>
+        <w:t>A role change affects the current Workspace only — it does not carry over to the same member's roles in other Workspaces of the Agency.</w:t>
       </w:r>
     </w:p>
     <w:p>
@@ -206,10 +228,54 @@
         <w:rPr>
           <w:b/>
         </w:rPr>
-        <w:t xml:space="preserve">BR3: </w:t>
+        <w:t xml:space="preserve">BR-03: </w:t>
       </w:r>
       <w:r>
-        <w:t>Thang quyen len MANAGER khi da co MANAGER active khac -&gt; chan, 409 MANAGER_ALREADY_ASSIGNED.</w:t>
+        <w:t>Last-MANAGER guard on demotion — if the member is the only active MANAGER of the Workspace and the new role is not MANAGER, the request is blocked with 409 LAST_OWNER_CANNOT_BE_REMOVED; another MANAGER must be in place first.</w:t>
+      </w:r>
+    </w:p>
+    <w:p>
+      <w:r>
+        <w:rPr>
+          <w:b/>
+        </w:rPr>
+        <w:t xml:space="preserve">BR-04: </w:t>
+      </w:r>
+      <w:r>
+        <w:t>Duplicate-MANAGER guard on promotion — if the new role is MANAGER and the member is not currently a MANAGER, the request is blocked with 409 MANAGER_ALREADY_ASSIGNED when the Workspace already has another active MANAGER, since a Workspace has exactly one active MANAGER.</w:t>
+      </w:r>
+    </w:p>
+    <w:p>
+      <w:r>
+        <w:rPr>
+          <w:b/>
+        </w:rPr>
+        <w:t xml:space="preserve">BR-05: </w:t>
+      </w:r>
+      <w:r>
+        <w:t>A member that does not exist, is not active, or belongs to another Workspace → 404 NOT_FOUND.</w:t>
+      </w:r>
+    </w:p>
+    <w:p>
+      <w:r>
+        <w:rPr>
+          <w:b/>
+        </w:rPr>
+        <w:t xml:space="preserve">BR-06: </w:t>
+      </w:r>
+      <w:r>
+        <w:t>The role values at Workspace level are MANAGER, CREATOR, CLIENT; OWNER is not a Workspace role, since OWNER exists only at Agency level.</w:t>
+      </w:r>
+    </w:p>
+    <w:p>
+      <w:r>
+        <w:rPr>
+          <w:b/>
+        </w:rPr>
+        <w:t xml:space="preserve">BR-07: </w:t>
+      </w:r>
+      <w:r>
+        <w:t>There is no exception for changing one's own role — a MANAGER acting on themselves is subject to the same guards as any other member.</w:t>
       </w:r>
     </w:p>
     <w:p>
@@ -219,12 +285,27 @@
     </w:p>
     <w:p>
       <w:r>
-        <w:t>Khong phai MANAGER -&gt; 403 FORBIDDEN.</w:t>
+        <w:t>Caller must be the MANAGER of that Workspace; otherwise 403 FORBIDDEN.</w:t>
       </w:r>
     </w:p>
     <w:p>
       <w:r>
-        <w:t>memberId khong ton tai/khong active/khong thuoc workspace -&gt; 404 NOT_FOUND.</w:t>
+        <w:t>The member must exist, be active, and belong to that Workspace; otherwise 404 NOT_FOUND.</w:t>
+      </w:r>
+    </w:p>
+    <w:p>
+      <w:r>
+        <w:t>The new role must be one of MANAGER, CREATOR, CLIENT.</w:t>
+      </w:r>
+    </w:p>
+    <w:p>
+      <w:r>
+        <w:t>Demoting the only active MANAGER → 409 LAST_OWNER_CANNOT_BE_REMOVED.</w:t>
+      </w:r>
+    </w:p>
+    <w:p>
+      <w:r>
+        <w:t>Promoting to MANAGER while another active MANAGER exists → 409 MANAGER_ALREADY_ASSIGNED.</w:t>
       </w:r>
     </w:p>
     <w:p>
@@ -243,27 +324,32 @@
     </w:p>
     <w:p>
       <w:r>
-        <w:t>1. MANAGER chon dropdown doi role cho 1 Member.</w:t>
+        <w:t>1. MANAGER opens /workspaces/:id/members and picks a new role for a member in the role selector.</w:t>
       </w:r>
     </w:p>
     <w:p>
       <w:r>
-        <w:t>2. FE goi PATCH .../{memberId}/role {role}.</w:t>
+        <w:t>2. System confirms the caller holds the MANAGER role in that Workspace; otherwise the request fails with 403 FORBIDDEN.</w:t>
       </w:r>
     </w:p>
     <w:p>
       <w:r>
-        <w:t>3. BE tim member, check 2 guard (last-MANAGER / MANAGER trung).</w:t>
+        <w:t>3. System loads the member and checks that it exists, is active, and belongs to that Workspace; otherwise the request fails with 404 NOT_FOUND.</w:t>
       </w:r>
     </w:p>
     <w:p>
       <w:r>
-        <w:t>4. BE UPDATE role.</w:t>
+        <w:t>4. System applies the guards: the last-MANAGER guard when the member is the only active MANAGER and is being demoted, and the duplicate-MANAGER guard when promoting to MANAGER while another active MANAGER exists.</w:t>
       </w:r>
     </w:p>
     <w:p>
       <w:r>
-        <w:t>5. BE tra 200 WorkspaceMemberResponse.</w:t>
+        <w:t>5. System stores the new role on the membership and returns the updated member.</w:t>
+      </w:r>
+    </w:p>
+    <w:p>
+      <w:r>
+        <w:t>6. Screen refreshes the role shown for that member.</w:t>
       </w:r>
     </w:p>
     <w:p>
@@ -273,22 +359,37 @@
     </w:p>
     <w:p>
       <w:r>
-        <w:t>Khong phai MANAGER -&gt; 403 FORBIDDEN.</w:t>
+        <w:t>Caller is not the MANAGER of that Workspace → 403 FORBIDDEN.</w:t>
       </w:r>
     </w:p>
     <w:p>
       <w:r>
-        <w:t>memberId khong ton tai/khong active -&gt; 404 NOT_FOUND.</w:t>
+        <w:t>Member does not exist, is not active, or belongs to another Workspace → 404 NOT_FOUND.</w:t>
       </w:r>
     </w:p>
     <w:p>
       <w:r>
-        <w:t>Doi role MANAGER duy nhat xuong role khac -&gt; 409 LAST_OWNER_CANNOT_BE_REMOVED.</w:t>
+        <w:t>Demoting the only active MANAGER to CREATOR or CLIENT → 409 LAST_OWNER_CANNOT_BE_REMOVED; the MANAGER role must be handed over first.</w:t>
       </w:r>
     </w:p>
     <w:p>
       <w:r>
-        <w:t>Doi sang MANAGER khi da co MANAGER active khac -&gt; 409 MANAGER_ALREADY_ASSIGNED.</w:t>
+        <w:t>Promoting a member to MANAGER while the Workspace already has an active MANAGER → 409 MANAGER_ALREADY_ASSIGNED.</w:t>
+      </w:r>
+    </w:p>
+    <w:p>
+      <w:r>
+        <w:t>A MANAGER demotes themselves → allowed when at least one other MANAGER remains in the Workspace; blocked with 409 when they are the only MANAGER, with no exception for self-changes.</w:t>
+      </w:r>
+    </w:p>
+    <w:p>
+      <w:r>
+        <w:t>A role change between CREATOR and CLIENT → always allowed, since neither guard triggers unless the old or new role is MANAGER.</w:t>
+      </w:r>
+    </w:p>
+    <w:p>
+      <w:r>
+        <w:t>Setting the role to the value it already holds → allowed; no guard blocks a no-op change.</w:t>
       </w:r>
     </w:p>
     <w:p>
@@ -308,7 +409,18 @@
         <w:t xml:space="preserve">-  </w:t>
       </w:r>
       <w:r>
-        <w:t>Role cua member duoc cap nhat dung, luon dam bao toi da 1 MANAGER active.</w:t>
+        <w:t>The member holds the new role in this Workspace only.</w:t>
+      </w:r>
+    </w:p>
+    <w:p>
+      <w:pPr>
+        <w:ind w:left="360"/>
+      </w:pPr>
+      <w:r>
+        <w:t xml:space="preserve">-  </w:t>
+      </w:r>
+      <w:r>
+        <w:t>The Workspace still has exactly one active MANAGER.</w:t>
       </w:r>
     </w:p>
     <w:sectPr>

--- a/docs/feature/agency-workspace/3-4-20-update-workspace-member-role/spec.docx
+++ b/docs/feature/agency-workspace/3-4-20-update-workspace-member-role/spec.docx
@@ -120,9 +120,7 @@
       <w:pPr>
         <w:ind w:left="360"/>
       </w:pPr>
-      <w:r>
-        <w:t xml:space="preserve">-  </w:t>
-      </w:r>
+      <w:r/>
       <w:r>
         <w:t>The member table on /workspaces/:id/members.</w:t>
       </w:r>
@@ -131,9 +129,7 @@
       <w:pPr>
         <w:ind w:left="360"/>
       </w:pPr>
-      <w:r>
-        <w:t xml:space="preserve">-  </w:t>
-      </w:r>
+      <w:r/>
       <w:r>
         <w:t>A role selector per member with the values MANAGER, CREATOR, CLIENT.</w:t>
       </w:r>
@@ -142,9 +138,7 @@
       <w:pPr>
         <w:ind w:left="360"/>
       </w:pPr>
-      <w:r>
-        <w:t xml:space="preserve">-  </w:t>
-      </w:r>
+      <w:r/>
       <w:r>
         <w:t>A blocked state with a clear message when the change would leave the Workspace without a MANAGER or would create a second one.</w:t>
       </w:r>
@@ -405,9 +399,7 @@
       <w:pPr>
         <w:ind w:left="360"/>
       </w:pPr>
-      <w:r>
-        <w:t xml:space="preserve">-  </w:t>
-      </w:r>
+      <w:r/>
       <w:r>
         <w:t>The member holds the new role in this Workspace only.</w:t>
       </w:r>
@@ -416,9 +408,7 @@
       <w:pPr>
         <w:ind w:left="360"/>
       </w:pPr>
-      <w:r>
-        <w:t xml:space="preserve">-  </w:t>
-      </w:r>
+      <w:r/>
       <w:r>
         <w:t>The Workspace still has exactly one active MANAGER.</w:t>
       </w:r>

--- a/docs/feature/agency-workspace/3-4-20-update-workspace-member-role/spec.docx
+++ b/docs/feature/agency-workspace/3-4-20-update-workspace-member-role/spec.docx
@@ -197,79 +197,37 @@
     </w:p>
     <w:p>
       <w:r>
-        <w:rPr>
-          <w:b/>
-        </w:rPr>
-        <w:t xml:space="preserve">BR-01: </w:t>
-      </w:r>
-      <w:r>
-        <w:t>Only the MANAGER of the Workspace may change roles; any other caller → 403 FORBIDDEN.</w:t>
+        <w:t>BR-35: @RequireRoleAspect re-reads the caller's role from the DB at request time; SystemRole.ADMIN bypasses the check. Only MANAGER may change roles; any other caller → 403 FORBIDDEN. This role check runs before any service-level guard.</w:t>
       </w:r>
     </w:p>
     <w:p>
       <w:r>
-        <w:rPr>
-          <w:b/>
-        </w:rPr>
-        <w:t xml:space="preserve">BR-02: </w:t>
-      </w:r>
-      <w:r>
-        <w:t>A role change affects the current Workspace only — it does not carry over to the same member's roles in other Workspaces of the Agency.</w:t>
+        <w:t>BR-33: There is an updateMemberRole endpoint (PATCH /{workspaceId}/members/{memberId}/role) in this codebase for changing an existing member's role without reusing the invite flow — implemented here, not TBD. A role change affects the current Workspace only — it does not carry over to the same member's roles in other Workspaces of the Agency.</w:t>
       </w:r>
     </w:p>
     <w:p>
       <w:r>
-        <w:rPr>
-          <w:b/>
-        </w:rPr>
-        <w:t xml:space="preserve">BR-03: </w:t>
-      </w:r>
-      <w:r>
-        <w:t>Last-MANAGER guard on demotion — if the member is the only active MANAGER of the Workspace and the new role is not MANAGER, the request is blocked with 409 LAST_OWNER_CANNOT_BE_REMOVED; another MANAGER must be in place first.</w:t>
+        <w:t>BR-83: Last-MANAGER guard on demotion — mirroring BR-28, if the member is the only active MANAGER of the Workspace and the new role is not MANAGER, the request is blocked with 409 LAST_OWNER_CANNOT_BE_REMOVED; another MANAGER must be in place first. This guard is checked before the duplicate-MANAGER guard.</w:t>
       </w:r>
     </w:p>
     <w:p>
       <w:r>
-        <w:rPr>
-          <w:b/>
-        </w:rPr>
-        <w:t xml:space="preserve">BR-04: </w:t>
-      </w:r>
-      <w:r>
-        <w:t>Duplicate-MANAGER guard on promotion — if the new role is MANAGER and the member is not currently a MANAGER, the request is blocked with 409 MANAGER_ALREADY_ASSIGNED when the Workspace already has another active MANAGER, since a Workspace has exactly one active MANAGER.</w:t>
+        <w:t>BR-05 (duplicate-MANAGER guard on promotion, checked second): If the new role is MANAGER and the member is not currently a MANAGER, the request is blocked with 409 MANAGER_ALREADY_ASSIGNED when the Workspace already has another active MANAGER, since a Workspace has exactly one active MANAGER.</w:t>
       </w:r>
     </w:p>
     <w:p>
       <w:r>
-        <w:rPr>
-          <w:b/>
-        </w:rPr>
-        <w:t xml:space="preserve">BR-05: </w:t>
-      </w:r>
-      <w:r>
-        <w:t>A member that does not exist, is not active, or belongs to another Workspace → 404 NOT_FOUND.</w:t>
+        <w:t>BR-29: Multi-tenancy — the member lookup is scoped to the Workspace; a member that does not exist, is not active, or belongs to another Workspace → 404 NOT_FOUND.</w:t>
       </w:r>
     </w:p>
     <w:p>
       <w:r>
-        <w:rPr>
-          <w:b/>
-        </w:rPr>
-        <w:t xml:space="preserve">BR-06: </w:t>
-      </w:r>
-      <w:r>
-        <w:t>The role values at Workspace level are MANAGER, CREATOR, CLIENT; OWNER is not a Workspace role, since OWNER exists only at Agency level.</w:t>
+        <w:t>BR-31: Four workspace roles: OWNER, MANAGER, CREATOR, CLIENT (MemberRole enum); OWNER is not assignable at Workspace level here, since these role values are MANAGER, CREATOR, CLIENT.</w:t>
       </w:r>
     </w:p>
     <w:p>
       <w:r>
-        <w:rPr>
-          <w:b/>
-        </w:rPr>
-        <w:t xml:space="preserve">BR-07: </w:t>
-      </w:r>
-      <w:r>
-        <w:t>There is no exception for changing one's own role — a MANAGER acting on themselves is subject to the same guards as any other member.</w:t>
+        <w:t>BR-82: role must be one of the enum values; any other value is rejected. There is no exception for changing one's own role — a MANAGER acting on themselves is subject to the same guards as any other member.</w:t>
       </w:r>
     </w:p>
     <w:p>
@@ -279,27 +237,68 @@
     </w:p>
     <w:p>
       <w:r>
-        <w:t>Caller must be the MANAGER of that Workspace; otherwise 403 FORBIDDEN.</w:t>
+        <w:t xml:space="preserve">Caller must be the MANAGER of that Workspace; otherwise 403 FORBIDDEN (BR-35). Toast </w:t>
+      </w:r>
+      <w:r>
+        <w:rPr>
+          <w:b/>
+        </w:rPr>
+        <w:t>MSG39</w:t>
       </w:r>
     </w:p>
     <w:p>
       <w:r>
-        <w:t>The member must exist, be active, and belong to that Workspace; otherwise 404 NOT_FOUND.</w:t>
+        <w:t xml:space="preserve">role empty → Display: </w:t>
+      </w:r>
+      <w:r>
+        <w:rPr>
+          <w:b/>
+        </w:rPr>
+        <w:t>MSG02</w:t>
       </w:r>
     </w:p>
     <w:p>
       <w:r>
-        <w:t>The new role must be one of MANAGER, CREATOR, CLIENT.</w:t>
+        <w:t xml:space="preserve">The member must exist, be active, and belong to that Workspace (BR-29); otherwise 404 NOT_FOUND. Toast </w:t>
+      </w:r>
+      <w:r>
+        <w:rPr>
+          <w:b/>
+        </w:rPr>
+        <w:t>MSG38</w:t>
       </w:r>
     </w:p>
     <w:p>
       <w:r>
-        <w:t>Demoting the only active MANAGER → 409 LAST_OWNER_CANNOT_BE_REMOVED.</w:t>
+        <w:t xml:space="preserve">The new role must be one of MANAGER, CREATOR, CLIENT (BR-31, BR-82); otherwise Display: </w:t>
+      </w:r>
+      <w:r>
+        <w:rPr>
+          <w:b/>
+        </w:rPr>
+        <w:t>MSG95</w:t>
       </w:r>
     </w:p>
     <w:p>
       <w:r>
-        <w:t>Promoting to MANAGER while another active MANAGER exists → 409 MANAGER_ALREADY_ASSIGNED.</w:t>
+        <w:t xml:space="preserve">Demoting the only active MANAGER (BR-83) → 409 LAST_OWNER_CANNOT_BE_REMOVED. Toast </w:t>
+      </w:r>
+      <w:r>
+        <w:rPr>
+          <w:b/>
+        </w:rPr>
+        <w:t>MSG96</w:t>
+      </w:r>
+    </w:p>
+    <w:p>
+      <w:r>
+        <w:t xml:space="preserve">Promoting to MANAGER while another active MANAGER exists (BR-05) → 409 MANAGER_ALREADY_ASSIGNED. Display: </w:t>
+      </w:r>
+      <w:r>
+        <w:rPr>
+          <w:b/>
+        </w:rPr>
+        <w:t>MSG95</w:t>
       </w:r>
     </w:p>
     <w:p>
@@ -323,22 +322,22 @@
     </w:p>
     <w:p>
       <w:r>
-        <w:t>2. System confirms the caller holds the MANAGER role in that Workspace; otherwise the request fails with 403 FORBIDDEN.</w:t>
+        <w:t>2. System confirms the caller holds the MANAGER role in that Workspace (BR-35); otherwise the request fails with 403 FORBIDDEN.</w:t>
       </w:r>
     </w:p>
     <w:p>
       <w:r>
-        <w:t>3. System loads the member and checks that it exists, is active, and belongs to that Workspace; otherwise the request fails with 404 NOT_FOUND.</w:t>
+        <w:t>3. System loads the member and checks that it exists, is active, and belongs to that Workspace (BR-29); otherwise the request fails with 404 NOT_FOUND.</w:t>
       </w:r>
     </w:p>
     <w:p>
       <w:r>
-        <w:t>4. System applies the guards: the last-MANAGER guard when the member is the only active MANAGER and is being demoted, and the duplicate-MANAGER guard when promoting to MANAGER while another active MANAGER exists.</w:t>
+        <w:t>4. System applies the guards in order: the last-MANAGER guard when the member is the only active MANAGER and is being demoted (BR-83), then the duplicate-MANAGER guard when promoting to MANAGER while another active MANAGER exists (BR-05).</w:t>
       </w:r>
     </w:p>
     <w:p>
       <w:r>
-        <w:t>5. System stores the new role on the membership and returns the updated member.</w:t>
+        <w:t>5. System stores the new role on the membership and returns the updated member. No dedicated success-toast MSG code exists in the global table for this action (gap noted).</w:t>
       </w:r>
     </w:p>
     <w:p>
@@ -353,27 +352,87 @@
     </w:p>
     <w:p>
       <w:r>
-        <w:t>Caller is not the MANAGER of that Workspace → 403 FORBIDDEN.</w:t>
+        <w:t xml:space="preserve">2.a1: Caller is not the MANAGER of that Workspace (BR-35) → 403 FORBIDDEN, toast </w:t>
+      </w:r>
+      <w:r>
+        <w:rPr>
+          <w:b/>
+        </w:rPr>
+        <w:t>MSG39</w:t>
+      </w:r>
+      <w:r>
+        <w:t>.</w:t>
+      </w:r>
+      <w:r>
+        <w:br/>
+      </w:r>
+      <w:r>
+        <w:t>2.a2: The screen blocks the action; the caller cannot change roles without the MANAGER role.</w:t>
       </w:r>
     </w:p>
     <w:p>
       <w:r>
-        <w:t>Member does not exist, is not active, or belongs to another Workspace → 404 NOT_FOUND.</w:t>
+        <w:t xml:space="preserve">3.a1: Member does not exist, is not active, or belongs to another Workspace (BR-29) → 404 NOT_FOUND, toast </w:t>
+      </w:r>
+      <w:r>
+        <w:rPr>
+          <w:b/>
+        </w:rPr>
+        <w:t>MSG38</w:t>
+      </w:r>
+      <w:r>
+        <w:t>.</w:t>
+      </w:r>
+      <w:r>
+        <w:br/>
+      </w:r>
+      <w:r>
+        <w:t>3.a2: The screen refreshes the member list, since the target row no longer applies.</w:t>
       </w:r>
     </w:p>
     <w:p>
       <w:r>
-        <w:t>Demoting the only active MANAGER to CREATOR or CLIENT → 409 LAST_OWNER_CANNOT_BE_REMOVED; the MANAGER role must be handed over first.</w:t>
+        <w:t xml:space="preserve">4.a1: Demoting the only active MANAGER to CREATOR or CLIENT (BR-83) → 409 LAST_OWNER_CANNOT_BE_REMOVED, toast </w:t>
+      </w:r>
+      <w:r>
+        <w:rPr>
+          <w:b/>
+        </w:rPr>
+        <w:t>MSG96</w:t>
+      </w:r>
+      <w:r>
+        <w:t>.</w:t>
+      </w:r>
+      <w:r>
+        <w:br/>
+      </w:r>
+      <w:r>
+        <w:t>4.a2: The MANAGER hands the MANAGER role to another member first, then retries the demotion.</w:t>
       </w:r>
     </w:p>
     <w:p>
       <w:r>
-        <w:t>Promoting a member to MANAGER while the Workspace already has an active MANAGER → 409 MANAGER_ALREADY_ASSIGNED.</w:t>
+        <w:t xml:space="preserve">4.b1: Promoting a member to MANAGER while the Workspace already has an active MANAGER (BR-05) → 409 MANAGER_ALREADY_ASSIGNED, Display: </w:t>
+      </w:r>
+      <w:r>
+        <w:rPr>
+          <w:b/>
+        </w:rPr>
+        <w:t>MSG95</w:t>
+      </w:r>
+      <w:r>
+        <w:t xml:space="preserve"> (generic role-rejection message; no dedicated MSG code exists for this conflict).</w:t>
+      </w:r>
+      <w:r>
+        <w:br/>
+      </w:r>
+      <w:r>
+        <w:t>4.b2: The MANAGER demotes the current MANAGER first, or picks a different role.</w:t>
       </w:r>
     </w:p>
     <w:p>
       <w:r>
-        <w:t>A MANAGER demotes themselves → allowed when at least one other MANAGER remains in the Workspace; blocked with 409 when they are the only MANAGER, with no exception for self-changes.</w:t>
+        <w:t>A MANAGER demotes themselves → allowed when at least one other MANAGER remains in the Workspace; blocked with 409 LAST_OWNER_CANNOT_BE_REMOVED when they are the only MANAGER, with no exception for self-changes.</w:t>
       </w:r>
     </w:p>
     <w:p>
